--- a/data/cvs/cv_214_International_Federation_of_Red_Cross_an_Senior_Officer__Data_Analyst_and_Impact_.docx
+++ b/data/cvs/cv_214_International_Federation_of_Red_Cross_an_Senior_Officer__Data_Analyst_and_Impact_.docx
@@ -86,7 +86,7 @@
         <w:rPr>
           <w:sz w:val="20"/>
         </w:rPr>
-        <w:t>Full Stack Developer and AI Data Specialist with a background in both U.S. and Kenyan tech companies. I excel at building full-stack applications, from Python backends and REST APIs to React frontends, with a focus on data-driven solutions. My expertise lies in AI data work, including model evaluation, prompt engineering, and dataset structuring. Currently, I'm leading AI-powered projects at Copy Cat Group, such as an SAP API integration and an AI tender scraping pipeline, demonstrating my ability to drive innovative data solutions.</w:t>
+        <w:t>Full Stack Developer and AI Data Specialist with a diverse background in software development, data annotation, and AI model evaluation. I bring a unique blend of technical skills, having worked across the full stack — from Python backends and REST APIs to React frontends — and deep into AI data work, including model evaluation, prompt engineering, and dataset structuring. Currently, I'm building production systems at Copy Cat Group, integrating SAP APIs with internal systems and developing AI-powered tender scraping pipelines.</w:t>
       </w:r>
     </w:p>
     <w:p>
@@ -245,7 +245,7 @@
         <w:rPr>
           <w:sz w:val="20"/>
         </w:rPr>
-        <w:t>data analysis, impact measurement, database management, data collection, data validation, data visualization, research, analytics, architecture development, strategy alignment, planning, data harmonization, data management, data architecture, data processing, data integration</w:t>
+        <w:t>data analysis, database management, data collection, data validation, data visualization, research, analytics, impact measurement, architecture development, strategy alignment, planning, data harmonization, data management, data processing, data quality assurance</w:t>
       </w:r>
     </w:p>
     <w:p>
@@ -263,7 +263,7 @@
         <w:rPr>
           <w:sz w:val="20"/>
         </w:rPr>
-        <w:t>data modeling, data warehousing, data mining, data engineering, data quality assurance, data governance, data security, data privacy, data ethics, data compliance, data reporting, data storytelling, data-driven decision-making, data science, data literacy, data culture</w:t>
+        <w:t>data reporting, data storytelling, data-driven decision making, data governance, data modeling, data warehousing, data mining, data integration, data architecture, data security, data privacy, data ethics, data regulations, data compliance, data infrastructure</w:t>
       </w:r>
     </w:p>
     <w:p>
@@ -313,7 +313,7 @@
         <w:rPr>
           <w:sz w:val="20"/>
         </w:rPr>
-        <w:t>Leading the integration of SAP APIs with an internal Credit Control System, automating processes for OA and IT business units.</w:t>
+        <w:t>Integrating SAP APIs with an internal Credit Control System, automating processes for OA and IT business units.</w:t>
       </w:r>
     </w:p>
     <w:p>
@@ -325,7 +325,7 @@
         <w:rPr>
           <w:sz w:val="20"/>
         </w:rPr>
-        <w:t>Designing and documenting enterprise architecture, including application, data, integration, and security layers for the Innovation Team.</w:t>
+        <w:t>Authoring comprehensive System Design Documents (SDDs) for Application, Data, Integration, and Security Architecture.</w:t>
       </w:r>
     </w:p>
     <w:p>
@@ -337,19 +337,7 @@
         <w:rPr>
           <w:sz w:val="20"/>
         </w:rPr>
-        <w:t>Authoring business requirements and system design documents to define project scope and technical specifications for client-facing initiatives.</w:t>
-      </w:r>
-    </w:p>
-    <w:p>
-      <w:pPr>
-        <w:pStyle w:val="ListBullet"/>
-        <w:spacing w:before="0" w:after="20"/>
-      </w:pPr>
-      <w:r>
-        <w:rPr>
-          <w:sz w:val="20"/>
-        </w:rPr>
-        <w:t>Building an AI-powered tender scraping pipeline, automating tender discovery and processing using agentic systems.</w:t>
+        <w:t>Designing and prototyping an AI-powered tender scraping pipeline to automate tender opportunity discovery and processing.</w:t>
       </w:r>
     </w:p>
     <w:p>
@@ -384,31 +372,7 @@
         <w:rPr>
           <w:sz w:val="20"/>
         </w:rPr>
-        <w:t>Train AI models by generating accurate difference-based captions for multimodal datasets</w:t>
-      </w:r>
-    </w:p>
-    <w:p>
-      <w:pPr>
-        <w:pStyle w:val="ListBullet"/>
-        <w:spacing w:before="0" w:after="20"/>
-      </w:pPr>
-      <w:r>
-        <w:rPr>
-          <w:sz w:val="20"/>
-        </w:rPr>
-        <w:t>Perform categorisation, bounding, consistency checks, and image-level validation to improve multimodal model accuracy</w:t>
-      </w:r>
-    </w:p>
-    <w:p>
-      <w:pPr>
-        <w:pStyle w:val="ListBullet"/>
-        <w:spacing w:before="0" w:after="20"/>
-      </w:pPr>
-      <w:r>
-        <w:rPr>
-          <w:sz w:val="20"/>
-        </w:rPr>
-        <w:t>Contribute high-quality annotated outputs that directly feed into production AI model training pipelines</w:t>
+        <w:t>Generating difference-based captions for multimodal datasets, improving model accuracy through detailed annotations.</w:t>
       </w:r>
     </w:p>
     <w:p>
@@ -443,31 +407,7 @@
         <w:rPr>
           <w:sz w:val="20"/>
         </w:rPr>
-        <w:t>Developed and delivered full-stack solutions for U.S.-based clients across different sectors</w:t>
-      </w:r>
-    </w:p>
-    <w:p>
-      <w:pPr>
-        <w:pStyle w:val="ListBullet"/>
-        <w:spacing w:before="0" w:after="20"/>
-      </w:pPr>
-      <w:r>
-        <w:rPr>
-          <w:sz w:val="20"/>
-        </w:rPr>
-        <w:t>Built UI components, optimised APIs, and handled CMS-based website systems</w:t>
-      </w:r>
-    </w:p>
-    <w:p>
-      <w:pPr>
-        <w:pStyle w:val="ListBullet"/>
-        <w:spacing w:before="0" w:after="20"/>
-      </w:pPr>
-      <w:r>
-        <w:rPr>
-          <w:sz w:val="20"/>
-        </w:rPr>
-        <w:t>Collaborated with remote teams to debug, improve performance, and implement client feedback</w:t>
+        <w:t>Built and delivered full-stack solutions, including UI components and API optimisation, for diverse U.S. clients.</w:t>
       </w:r>
     </w:p>
     <w:p>
@@ -502,31 +442,7 @@
         <w:rPr>
           <w:sz w:val="20"/>
         </w:rPr>
-        <w:t>Annotated and evaluated datasets for health and agriculture AI systems</w:t>
-      </w:r>
-    </w:p>
-    <w:p>
-      <w:pPr>
-        <w:pStyle w:val="ListBullet"/>
-        <w:spacing w:before="0" w:after="20"/>
-      </w:pPr>
-      <w:r>
-        <w:rPr>
-          <w:sz w:val="20"/>
-        </w:rPr>
-        <w:t>Performed intent detection, slot tagging, utterance verification, and structured dataset creation</w:t>
-      </w:r>
-    </w:p>
-    <w:p>
-      <w:pPr>
-        <w:pStyle w:val="ListBullet"/>
-        <w:spacing w:before="0" w:after="20"/>
-      </w:pPr>
-      <w:r>
-        <w:rPr>
-          <w:sz w:val="20"/>
-        </w:rPr>
-        <w:t>Ensured annotation quality and consistency across multilingual and multimodal training data</w:t>
+        <w:t>Performed intent detection and slot tagging for health and agriculture AI systems, ensuring high-quality multilingual training data.</w:t>
       </w:r>
     </w:p>
     <w:p>
